--- a/Topic 1/SLR 3(Different types of storage).docx
+++ b/Topic 1/SLR 3(Different types of storage).docx
@@ -272,11 +272,23 @@
     <w:p>
       <w:pPr>
         <w:rPr>
+          <w:b/>
+          <w:bCs/>
+          <w:i/>
+          <w:iCs/>
+          <w:sz w:val="40"/>
+          <w:szCs w:val="40"/>
           <w:u w:val="single"/>
         </w:rPr>
       </w:pPr>
       <w:r>
         <w:rPr>
+          <w:b/>
+          <w:bCs/>
+          <w:i/>
+          <w:iCs/>
+          <w:sz w:val="40"/>
+          <w:szCs w:val="40"/>
           <w:u w:val="single"/>
         </w:rPr>
         <w:t>2026</w:t>
